--- a/documentacion/descripcion_publicitaria_conduce_facil.docx
+++ b/documentacion/descripcion_publicitaria_conduce_facil.docx
@@ -86,7 +86,7 @@
           <w:color w:val="545454"/>
           <w:sz w:val="21"/>
         </w:rPr>
-        <w:t>Versión 1.0 · 12-08-2026</w:t>
+        <w:t>Versión 1.0 · 13-08-2026</w:t>
       </w:r>
     </w:p>
     <w:p>
